--- a/Введение/Список литературы. Введение.docx
+++ b/Введение/Список литературы. Введение.docx
@@ -75,7 +75,112 @@
         <w:t>. Дата обращения: 23.02.2025.</w:t>
       </w:r>
     </w:p>
-    <w:p/>
+    <w:p>
+      <w:pPr>
+        <w:pStyle w:val="a5"/>
+        <w:numPr>
+          <w:ilvl w:val="0"/>
+          <w:numId w:val="2"/>
+        </w:numPr>
+        <w:rPr>
+          <w:lang w:val="en-US"/>
+        </w:rPr>
+      </w:pPr>
+      <w:r>
+        <w:rPr>
+          <w:lang w:val="en-US"/>
+        </w:rPr>
+        <w:t xml:space="preserve">Rosedale P. Virtual Reality: The Next Disruptor: A new kind of worldwide communication // IEEE Consumer Electronics Magazine. </w:t>
+      </w:r>
+      <w:r>
+        <w:rPr>
+          <w:lang w:val="en-US"/>
+        </w:rPr>
+        <w:t xml:space="preserve">2017. </w:t>
+      </w:r>
+      <w:r>
+        <w:t>Т</w:t>
+      </w:r>
+      <w:r>
+        <w:rPr>
+          <w:lang w:val="en-US"/>
+        </w:rPr>
+        <w:t xml:space="preserve">. 6. № 1. </w:t>
+      </w:r>
+      <w:r>
+        <w:t>С</w:t>
+      </w:r>
+      <w:r>
+        <w:rPr>
+          <w:lang w:val="en-US"/>
+        </w:rPr>
+        <w:t>. 48–50.</w:t>
+      </w:r>
+    </w:p>
+    <w:p>
+      <w:pPr>
+        <w:pStyle w:val="a5"/>
+        <w:numPr>
+          <w:ilvl w:val="0"/>
+          <w:numId w:val="2"/>
+        </w:numPr>
+        <w:rPr>
+          <w:lang w:val="en-US"/>
+        </w:rPr>
+      </w:pPr>
+      <w:r>
+        <w:rPr>
+          <w:lang w:val="en-US"/>
+        </w:rPr>
+        <w:t xml:space="preserve">Foxman M., Leith A.P., </w:t>
+      </w:r>
+      <w:proofErr w:type="spellStart"/>
+      <w:r>
+        <w:rPr>
+          <w:lang w:val="en-US"/>
+        </w:rPr>
+        <w:t>Beyea</w:t>
+      </w:r>
+      <w:proofErr w:type="spellEnd"/>
+      <w:r>
+        <w:rPr>
+          <w:lang w:val="en-US"/>
+        </w:rPr>
+        <w:t xml:space="preserve"> D., </w:t>
+      </w:r>
+      <w:proofErr w:type="spellStart"/>
+      <w:r>
+        <w:rPr>
+          <w:lang w:val="en-US"/>
+        </w:rPr>
+        <w:t>Klebig</w:t>
+      </w:r>
+      <w:proofErr w:type="spellEnd"/>
+      <w:r>
+        <w:rPr>
+          <w:lang w:val="en-US"/>
+        </w:rPr>
+        <w:t xml:space="preserve"> B., Chen V.H.-H., Ratan R.A. Virtual Reality Genres: Comparing Preferences in Immersive Experiences and Games // Extended Abstracts of the 2020 Annual Symposium on Computer-Human Interaction in Play. 2020.</w:t>
+      </w:r>
+    </w:p>
+    <w:p>
+      <w:pPr>
+        <w:pStyle w:val="a5"/>
+        <w:numPr>
+          <w:ilvl w:val="0"/>
+          <w:numId w:val="2"/>
+        </w:numPr>
+        <w:rPr>
+          <w:lang w:val="en-US"/>
+        </w:rPr>
+      </w:pPr>
+      <w:r>
+        <w:rPr>
+          <w:lang w:val="en-US"/>
+        </w:rPr>
+        <w:t>Vargas-Iglesias J.J. Making Sense of Genre: The Logic of Video Game Genre Organization // Games and Culture. 2020. Т. 15. С. 158–178.</w:t>
+      </w:r>
+    </w:p>
     <w:sectPr>
       <w:pgSz w:w="11906" w:h="16838"/>
       <w:pgMar w:top="1134" w:right="850" w:bottom="1134" w:left="1701" w:header="708" w:footer="708" w:gutter="0"/>
